--- a/barlow/finesst_final_v2/finesst_proposal_v10_changes_bolded.docx
+++ b/barlow/finesst_final_v2/finesst_proposal_v10_changes_bolded.docx
@@ -447,13 +447,13 @@
         <w:rPr>
           <w:b/>
         </w:rPr>
-        <w:t>It spans three of the Division’s research spheres: the Cryosphere (polar glaciers and their meltwater), the Hydrosphere (water moving through the stream network), and the Geosphere (surface-topography change)</w:t>
-      </w:r>
-      <w:r>
-        <w:rPr>
-          <w:b/>
-        </w:rPr>
-        <w:t xml:space="preserve">, all of which address cold-region surface change and meltwater.</w:t>
+        <w:t xml:space="preserve">It spans three of the Division’s research spheres. The Cryosphere covers polar glaciers and their meltwater, the Hydrosphere covers water moving through the stream network, and the Geosphere covers change in surface topography</w:t>
+      </w:r>
+      <w:r>
+        <w:rPr>
+          <w:b/>
+        </w:rPr>
+        <w:t xml:space="preserve">. All three address cold-region surface change and meltwater.</w:t>
       </w:r>
       <w:r>
         <w:t xml:space="preserve"> The </w:t>
@@ -513,7 +513,7 @@
         <w:rPr>
           <w:b/>
         </w:rPr>
-        <w:t xml:space="preserve">NISAR's left-looking, 12-day L-band coverage includes the Dry Valleys [7]; it maps surface deformation and coherence change rather than elevation, so it is a possible independent flag of melt-season bank disturbance, not an elevation source.</w:t>
+        <w:t xml:space="preserve">NISAR's left-looking, 12-day L-band coverage includes the Dry Valleys [7]. It maps surface deformation and coherence change rather than elevation, so it can flag melt-season bank disturbance independently, but it is not an elevation source.</w:t>
       </w:r>
       <w:r>
         <w:t xml:space="preserve"> </w:t>
@@ -584,19 +584,7 @@
         <w:rPr>
           <w:b/>
         </w:rPr>
-        <w:t xml:space="preserve">Candidate controls fall into two groups. Climate forcing — air temperature, incoming sunlight, meltwater discharge, glacial mass balance, and summer thaw — comes from the McMurdo Dry Valleys LTER network [8], with ERA5 [9] and AMPS reanalysis filling coverage gaps. Substrate susceptibility — microclimate zone, mapped permafrost </w:t>
-      </w:r>
-      <w:r>
-        <w:rPr>
-          <w:b/>
-        </w:rPr>
-        <w:t xml:space="preserve">and ground-ice class</w:t>
-      </w:r>
-      <w:r>
-        <w:rPr>
-          <w:b/>
-        </w:rPr>
-        <w:t xml:space="preserve">, and bed material — comes from published MDV mapping [10], [11]. We hypothesize that, after controlling for substrate, melt energy will predict channel change better than water volume alone (H1); forcing should matter most where ground ice is present. The hypothesis is testable: if discharge alone predicts channel migration as well as melt energy does, or if substrate class alone absorbs the explanatory power, the hypothesis fails.</w:t>
+        <w:t xml:space="preserve">Candidate controls fall into two groups. Climate forcing includes air temperature, incoming sunlight, meltwater discharge, glacial mass balance, and summer thaw. These records come from the McMurdo Dry Valleys LTER network [8], with ERA5 [9] and AMPS reanalysis filling coverage gaps. Substrate susceptibility includes microclimate zone, mapped permafrost and ground-ice class, and bed material, drawn from published MDV mapping [10], [11]. We hypothesize that melt energy will predict channel change better than water volume alone after controlling for substrate (H1). Forcing should matter most where ground ice is present. The hypothesis is testable. If discharge alone predicts channel migration as well as melt energy does, or if substrate class alone absorbs the explanatory power, the hypothesis fails.</w:t>
       </w:r>
     </w:p>
     <w:p>
@@ -680,7 +668,7 @@
         <w:rPr>
           <w:b/>
         </w:rPr>
-        <w:t xml:space="preserve"> in terrain-dependent ways; correcting that is part of the method, not a chief objective.</w:t>
+        <w:t xml:space="preserve"> in terrain-dependent ways. Correcting that is part of the method, not a chief objective.</w:t>
       </w:r>
     </w:p>
     <w:p>
@@ -858,7 +846,7 @@
         <w:rPr>
           <w:b/>
         </w:rPr>
-        <w:t xml:space="preserve">Build a driver history for every stream, gauged or not. ERA5 and AMPS reanalysis supply temperature and radiation for every basin; per-basin insolation is computed directly from the project DEMs, with terrain shading; substrate covariates come from published maps and require no field records. The 21 LTER gauge records then calibrate an insolation-to-discharge regression — measured discharge against summer insolation on each gauged stream's source glacier — that estimates discharge for the ungauged streams and for the thin record after 2015. LTER data calibrate and validate the driver set; they do not limit its coverage.</w:t>
+        <w:t xml:space="preserve">Build a driver history for every stream, gauged or not. ERA5 and AMPS reanalysis supply temperature and radiation for every basin. Per-basin insolation is computed from the project DEMs, with terrain shading. Substrate covariates come from published maps and require no field records. The 21 LTER gauge records then calibrate a regression between measured discharge and summer insolation on each gauged stream's source glacier. That regression estimates discharge for the ungauged streams and for the thin record after 2015. LTER data calibrate and validate the driver set, but they do not limit its coverage.</w:t>
       </w:r>
     </w:p>
     <w:p>
@@ -1102,7 +1090,7 @@
         <w:t xml:space="preserve"> [12]</w:t>
       </w:r>
       <w:r>
-        <w:t xml:space="preserve">, since elevation errors here are heavy-tailed and an ordinary standard deviation would be thrown off by a few blunders. The noise scale throughout is the NMAD (1.4826 times the median absolute deviation from the median). For a single surface the detection floor is LOD95 = 1.96 × NMAD; since a difference subtracts two noisy surfaces, their NMADs add in quadrature, so the differencing floor is:</w:t>
+        <w:t xml:space="preserve">, since elevation errors here are heavy-tailed and an ordinary standard deviation would be thrown off by a few blunders. The noise scale throughout is the NMAD (1.4826 times the median absolute deviation from the median). For a single surface the detection floor is LOD95 = 1.96 × NMAD; since a difference subtracts two noisy surfaces, their NMADs add in quadrature, so the differencing floor is</w:t>
       </w:r>
     </w:p>
     <w:p>
@@ -1944,7 +1932,7 @@
         <w:rPr>
           <w:b/>
         </w:rPr>
-        <w:t>The project is designed to keep risk low, and the main threats to the work have been mitigated as far as project design allows. A few could still affect the completeness of the results; each is described below with its mitigation.</w:t>
+        <w:t xml:space="preserve">The project is designed to keep risk low, and the main threats to the work have been mitigated as far as project design allows. A few could still affect the completeness of the results. Each is described below with its mitigation.</w:t>
       </w:r>
     </w:p>
     <w:p>
@@ -2349,7 +2337,7 @@
           <w:b/>
           <w:rFonts w:ascii="Times New Roman" w:hAnsi="Times New Roman"/>
         </w:rPr>
-        <w:t xml:space="preserve">All inputs are public and cited to source; all derived products and processing code</w:t>
+        <w:t xml:space="preserve">All inputs are public and cited to source. All derived products and processing code</w:t>
       </w:r>
       <w:r>
         <w:rPr>
@@ -2362,7 +2350,7 @@
           <w:b/>
           <w:rFonts w:ascii="Times New Roman" w:hAnsi="Times New Roman"/>
         </w:rPr>
-        <w:t xml:space="preserve"> will be released open-access with DOIs (Zenodo / EDI), with formats, archives, and metadata detailed in the accompanying OSDMP.</w:t>
+        <w:t xml:space="preserve"> will be released open-access with DOIs (Zenodo / EDI). Formats, archives, and metadata are detailed in the accompanying OSDMP.</w:t>
       </w:r>
     </w:p>
     <w:p>

--- a/barlow/finesst_final_v2/finesst_proposal_v10_changes_bolded.docx
+++ b/barlow/finesst_final_v2/finesst_proposal_v10_changes_bolded.docx
@@ -513,7 +513,7 @@
         <w:rPr>
           <w:b/>
         </w:rPr>
-        <w:t xml:space="preserve">NISAR's left-looking, 12-day L-band coverage includes the Dry Valleys [7]. It maps surface deformation and coherence change rather than elevation, so it can flag melt-season bank disturbance independently, but it is not an elevation source.</w:t>
+        <w:t xml:space="preserve">NISAR's left-looking, 12-day L-band coverage includes the Dry Valleys [7]. It maps surface deformation and coherence change, not elevation. It cannot supply DEMs, but it can flag melt-season bank disturbance as an independent check.</w:t>
       </w:r>
       <w:r>
         <w:t xml:space="preserve"> </w:t>

--- a/barlow/finesst_final_v2/finesst_proposal_v10_changes_bolded.docx
+++ b/barlow/finesst_final_v2/finesst_proposal_v10_changes_bolded.docx
@@ -176,7 +176,7 @@
           <w:i/>
           <w:color w:val="404040"/>
         </w:rPr>
-        <w:t xml:space="preserve">lidar DEM (1 m), showing </w:t>
+        <w:t xml:space="preserve">LiDAR DEM (1 m), showing </w:t>
       </w:r>
       <w:r>
         <w:rPr>
@@ -259,16 +259,7 @@
         <w:t xml:space="preserve">A U-Net ML methodology </w:t>
       </w:r>
       <w:r>
-        <w:t xml:space="preserve">[3]</w:t>
-      </w:r>
-      <w:r>
-        <w:rPr>
-          <w:b/>
-        </w:rPr>
-        <w:t xml:space="preserve">, [4]</w:t>
-      </w:r>
-      <w:r>
-        <w:t xml:space="preserve"> </w:t>
+        <w:t xml:space="preserve">[3], [4] </w:t>
       </w:r>
       <w:r>
         <w:t>that finds stream channels using high</w:t>
@@ -295,7 +286,7 @@
         <w:t>Initial verification that repeat</w:t>
       </w:r>
       <w:r>
-        <w:t>-acquisition airborne lidar and valley-</w:t>
+        <w:t>-acquisition airborne LiDAR and valley-</w:t>
       </w:r>
       <w:r>
         <w:t xml:space="preserve">wide REMA (Reference Elevation Model of Antarctica) satellite DEMs [5] are </w:t>
@@ -444,31 +435,22 @@
         <w:t xml:space="preserve">project sits in NASA’s Earth Science Division. </w:t>
       </w:r>
       <w:r>
-        <w:rPr>
-          <w:b/>
-        </w:rPr>
         <w:t xml:space="preserve">It spans three of the Division’s research spheres. The Cryosphere covers polar glaciers and their meltwater, the Hydrosphere covers water moving through the stream network, and the Geosphere covers change in surface topography</w:t>
       </w:r>
       <w:r>
-        <w:rPr>
-          <w:b/>
-        </w:rPr>
-        <w:t xml:space="preserve">. All three address cold-region surface change and meltwater.</w:t>
-      </w:r>
-      <w:r>
-        <w:t xml:space="preserve"> The </w:t>
+        <w:t xml:space="preserve">. All three address cold-region surface change and meltwater. The </w:t>
       </w:r>
       <w:r>
         <w:t xml:space="preserve">2001 baseline is NASA data — an airborne </w:t>
       </w:r>
       <w:r>
-        <w:t>lidar</w:t>
+        <w:t>LiDAR</w:t>
       </w:r>
       <w:r>
         <w:t xml:space="preserve"> swath never fully exploited for surface change </w:t>
       </w:r>
       <w:r>
-        <w:t>[6]. The project turns the airborne lidar, REMA satellite DEMs (corrected and controlled by airborne lidar and ICESat-2 observations) and reanalysis</w:t>
+        <w:t>[6]. The project turns the airborne LiDAR, REMA satellite DEMs (corrected and controlled by airborne LiDAR and ICESat-2 observations) and reanalysis</w:t>
       </w:r>
       <w:r>
         <w:t xml:space="preserve"> into a continuing, uncertainty-calibrated record of climate-driven surface change in the Dry Valleys. The </w:t>
@@ -507,22 +489,7 @@
         <w:t xml:space="preserve">ICESat-2 and NISAR </w:t>
       </w:r>
       <w:r>
-        <w:t xml:space="preserve">produce. </w:t>
-      </w:r>
-      <w:r>
-        <w:rPr>
-          <w:b/>
-        </w:rPr>
-        <w:t xml:space="preserve">NISAR's left-looking, 12-day L-band coverage includes the Dry Valleys [7]. It maps surface deformation and coherence change, not elevation. It cannot supply DEMs, but it can flag melt-season bank disturbance as an independent check.</w:t>
-      </w:r>
-      <w:r>
-        <w:t xml:space="preserve"> </w:t>
-      </w:r>
-      <w:r>
-        <w:rPr>
-          <w:b/>
-        </w:rPr>
-        <w:t xml:space="preserve">The method also positions the project for the possible future Surface Topography and Vegetation (STV) observing system.</w:t>
+        <w:t xml:space="preserve">produce. NISAR's left-looking, 12-day L-band coverage includes the Dry Valleys [7]. It maps surface deformation and coherence change, not elevation. It cannot supply DEMs, but it can flag melt-season bank disturbance as an independent check. The method also positions the project for the possible future Surface Topography and Vegetation (STV) observing system.</w:t>
       </w:r>
       <w:r>
         <w:t xml:space="preserve"/>
@@ -578,13 +545,7 @@
         <w:t xml:space="preserve">Objective 1)</w:t>
       </w:r>
       <w:r>
-        <w:t xml:space="preserve">. Determination of the climate and landscape drivers that control each stream's rate of geomorphic change. </w:t>
-      </w:r>
-      <w:r>
-        <w:rPr>
-          <w:b/>
-        </w:rPr>
-        <w:t xml:space="preserve">Candidate controls fall into two groups. Climate forcing includes air temperature, incoming sunlight, meltwater discharge, glacial mass balance, and summer thaw. These records come from the McMurdo Dry Valleys LTER network [8], with ERA5 [9] and AMPS reanalysis filling coverage gaps. Substrate susceptibility includes microclimate zone, mapped permafrost and ground-ice class, and bed material, drawn from published MDV mapping [10], [11]. We hypothesize that melt energy will predict channel change better than water volume alone after controlling for substrate (H1). Forcing should matter most where ground ice is present. The hypothesis is testable. If discharge alone predicts channel migration as well as melt energy does, or if substrate class alone absorbs the explanatory power, the hypothesis fails.</w:t>
+        <w:t xml:space="preserve">. Determination of the climate and landscape drivers that control each stream's rate of geomorphic change. Candidate controls fall into two groups. Climate forcing includes air temperature, incoming sunlight, meltwater discharge, glacial mass balance, and summer thaw. These records come from the McMurdo Dry Valleys LTER network [8], with ERA5 [9] and AMPS reanalysis filling coverage gaps. Substrate susceptibility includes microclimate zone, mapped permafrost and ground-ice class, and bed material, drawn from published MDV mapping [10], [11]. We hypothesize that melt energy will predict channel change better than water volume alone after controlling for substrate (H1). Forcing should matter most where ground ice is present. The hypothesis is testable. If discharge alone predicts channel migration as well as melt energy does, or if substrate class alone absorbs the explanatory power, the hypothesis fails.</w:t>
       </w:r>
     </w:p>
     <w:p>
@@ -606,19 +567,10 @@
         <w:t xml:space="preserve"> (Objective 2)</w:t>
       </w:r>
       <w:r>
-        <w:t>. Beyond the channel centerline, classify change in the near-channel corridor — channel shift and avulsion, bank thaw and subsidence, and fan growth — by process type. Bedrock and stable soils outside the corridor provide the fixed reference used to georeference the REMA satellite DEM to the airborne lidar, so change is measured against genuinely stable ground rather than an assumption that the whole surface is moving.</w:t>
-      </w:r>
-      <w:r>
-        <w:t xml:space="preserve"> We expect each process type to carry its own driver fingerprint. Bank thaw should track summer thaw </w:t>
-      </w:r>
-      <w:r>
-        <w:rPr>
-          <w:b/>
-        </w:rPr>
-        <w:t xml:space="preserve">and ground-ice class</w:t>
-      </w:r>
-      <w:r>
-        <w:t xml:space="preserve">, channel shift should track peak discharge, and fan growth should follow both (H2). If every process type responds to the drivers the same way, the fingerprint idea fails and the classification carries no explanatory weight.</w:t>
+        <w:t>. Beyond the channel centerline, classify change in the near-channel corridor — channel shift and avulsion, bank thaw and subsidence, and fan growth — by process type. Bedrock and stable soils outside the corridor provide the fixed reference used to georeference the REMA satellite DEM to the airborne LiDAR, so change is measured against genuinely stable ground rather than an assumption that the whole surface is moving.</w:t>
+      </w:r>
+      <w:r>
+        <w:t xml:space="preserve"> We expect each process type to carry its own driver fingerprint. Bank thaw should track summer thaw and ground-ice class, channel shift should track peak discharge, and fan growth should follow both (H2). If every process type responds to the drivers the same way, the fingerprint idea fails and the classification carries no explanatory weight.</w:t>
       </w:r>
     </w:p>
     <w:p>
@@ -656,18 +608,12 @@
         <w:ind w:left="720"/>
       </w:pPr>
       <w:r>
-        <w:rPr>
-          <w:b/>
-        </w:rPr>
         <w:t xml:space="preserve">REMA, the only satellite elevation record past 2014, is tricky to combine with </w:t>
       </w:r>
       <w:r>
-        <w:t>lidar</w:t>
-      </w:r>
-      <w:r>
-        <w:rPr>
-          <w:b/>
-        </w:rPr>
+        <w:t>LiDAR</w:t>
+      </w:r>
+      <w:r>
         <w:t xml:space="preserve"> in terrain-dependent ways. Correcting that is part of the method, not a chief objective.</w:t>
       </w:r>
     </w:p>
@@ -751,7 +697,7 @@
           <w:i/>
           <w:color w:val="404040"/>
         </w:rPr>
-        <w:t>co-registration to airborne-lidar and ICESat-2 control,</w:t>
+        <w:t>co-registration to airborne-LiDAR and ICESat-2 control,</w:t>
       </w:r>
       <w:r>
         <w:rPr>
@@ -843,9 +789,6 @@
         </w:numPr>
       </w:pPr>
       <w:r>
-        <w:rPr>
-          <w:b/>
-        </w:rPr>
         <w:t xml:space="preserve">Build a driver history for every stream, gauged or not. ERA5 and AMPS reanalysis supply temperature and radiation for every basin. Per-basin insolation is computed from the project DEMs, with terrain shading. Substrate covariates come from published maps and require no field records. The 21 LTER gauge records then calibrate a regression between measured discharge and summer insolation on each gauged stream's source glacier. That regression estimates discharge for the ungauged streams and for the thin record after 2015. LTER data calibrate and validate the driver set, but they do not limit its coverage.</w:t>
       </w:r>
     </w:p>
@@ -858,25 +801,7 @@
         </w:numPr>
       </w:pPr>
       <w:r>
-        <w:t xml:space="preserve">Fit two models, a hierarchical regression (grouped by stream</w:t>
-      </w:r>
-      <w:r>
-        <w:rPr>
-          <w:b/>
-        </w:rPr>
-        <w:t xml:space="preserve">, with substrate covariates</w:t>
-      </w:r>
-      <w:r>
-        <w:t xml:space="preserve">) and a random forest</w:t>
-      </w:r>
-      <w:r>
-        <w:rPr>
-          <w:b/>
-        </w:rPr>
-        <w:t xml:space="preserve">, ranking variable importance across the full forcing-plus-substrate set.</w:t>
-      </w:r>
-      <w:r>
-        <w:t xml:space="preserve"> Validate by leave-one-stream-out cross-validation, so every score comes from a stream held out of the fit, and check that the two model families agree.</w:t>
+        <w:t xml:space="preserve">Fit two models, a hierarchical regression (grouped by stream, with substrate covariates) and a random forest, ranking variable importance across the full forcing-plus-substrate set. Validate by leave-one-stream-out cross-validation, so every score comes from a stream held out of the fit, and check that the two model families agree.</w:t>
       </w:r>
     </w:p>
     <w:p>
@@ -888,13 +813,7 @@
         </w:numPr>
       </w:pPr>
       <w:r>
-        <w:t xml:space="preserve">Test the melt energy hypothesis against the water volume alternative</w:t>
-      </w:r>
-      <w:r>
-        <w:rPr>
-          <w:b/>
-        </w:rPr>
-        <w:t xml:space="preserve">, controlling for substrate class.</w:t>
+        <w:t xml:space="preserve">Test the melt energy hypothesis against the water volume alternative, controlling for substrate class.</w:t>
       </w:r>
     </w:p>
     <w:p>
@@ -935,7 +854,7 @@
         <w:t>noise. Bedrock and stable soils flanking the corridor supply the fixed reference used to co-register the sensors</w:t>
       </w:r>
       <w:r>
-        <w:t xml:space="preserve"> (using ICESat-2 and 2014 NCALM lidar)</w:t>
+        <w:t xml:space="preserve"> (using ICESat-2 and 2014 NCALM LiDAR)</w:t>
       </w:r>
       <w:r>
         <w:t>, so change is measured against genuinely stable ground.</w:t>
@@ -983,7 +902,7 @@
         <w:t>the REMA-minus-</w:t>
       </w:r>
       <w:r>
-        <w:t>lidar</w:t>
+        <w:t>LiDAR</w:t>
       </w:r>
       <w:r>
         <w:t xml:space="preserve"> difference over stable ground</w:t>
@@ -1078,7 +997,7 @@
         <w:t>Publish it as a per-pixel threshold map and verify the 5%-on-stable-ground property.</w:t>
       </w:r>
       <w:r>
-        <w:t xml:space="preserve"> There is also a check that assumes nothing about stable ground. Difference a 2014 REMA DEM against the 2014 lidar DEM. Both map the same year, so the true change is zero. Whatever is left over is sensor error, and that is what calibrates the noise model.</w:t>
+        <w:t xml:space="preserve"> There is also a check that assumes nothing about stable ground. Difference a 2014 REMA DEM against the 2014 LiDAR DEM. Both map the same year, so the true change is zero. Whatever is left over is sensor error, and that is what calibrates the noise model.</w:t>
       </w:r>
     </w:p>
     <w:p>
@@ -1165,7 +1084,7 @@
     </w:p>
     <w:p>
       <w:r>
-        <w:t>The change that noise alone clears only 5% of the time. Everything (DEMs, channel outlines, driver fields) is reprojected to one common Antarctic polar-stereographic grid (EPSG:3294) first, and the two lidar epochs (2 m and 1 m native) are resampled to a shared cell size before differencing.</w:t>
+        <w:t>The change that noise alone clears only 5% of the time. Everything (DEMs, channel outlines, driver fields) is reprojected to one common Antarctic polar-stereographic grid (EPSG:3294) first, and the two LiDAR epochs (2 m and 1 m native) are resampled to a shared cell size before differencing.</w:t>
       </w:r>
     </w:p>
     <w:p>
@@ -1281,7 +1200,7 @@
                 <w:rFonts w:ascii="Times New Roman" w:hAnsi="Times New Roman"/>
                 <w:sz w:val="18"/>
               </w:rPr>
-              <w:t>2001 airborne lidar DEM (2 m)</w:t>
+              <w:t>2001 airborne LiDAR DEM (2 m)</w:t>
             </w:r>
           </w:p>
         </w:tc>
@@ -1337,7 +1256,7 @@
                 <w:rFonts w:ascii="Times New Roman" w:hAnsi="Times New Roman"/>
                 <w:sz w:val="18"/>
               </w:rPr>
-              <w:t>2014 airborne lidar DEM (1 m) + point cloud</w:t>
+              <w:t>2014 airborne LiDAR DEM (1 m) + point cloud</w:t>
             </w:r>
           </w:p>
         </w:tc>
@@ -1794,7 +1713,6 @@
             </w:pPr>
             <w:r>
               <w:rPr>
-                <w:b/>
                 <w:sz w:val="18"/>
                 <w:szCs w:val="18"/>
               </w:rPr>
@@ -1815,7 +1733,6 @@
             </w:pPr>
             <w:r>
               <w:rPr>
-                <w:b/>
                 <w:sz w:val="18"/>
                 <w:szCs w:val="18"/>
               </w:rPr>
@@ -1836,7 +1753,6 @@
             </w:pPr>
             <w:r>
               <w:rPr>
-                <w:b/>
                 <w:sz w:val="18"/>
                 <w:szCs w:val="18"/>
               </w:rPr>
@@ -1929,10 +1845,26 @@
     </w:p>
     <w:p>
       <w:r>
+        <w:t xml:space="preserve">The project is designed to keep risk low, and the main threats to the work have been mitigated as far as project design allows. A few could still affect the completeness of the results. Each is described below with its mitigation.</w:t>
+      </w:r>
+    </w:p>
+    <w:p>
+      <w:r>
         <w:rPr>
           <w:b/>
         </w:rPr>
-        <w:t xml:space="preserve">The project is designed to keep risk low, and the main threats to the work have been mitigated as far as project design allows. A few could still affect the completeness of the results. Each is described below with its mitigation.</w:t>
+        <w:t>Attribution Signal</w:t>
+      </w:r>
+    </w:p>
+    <w:p>
+      <w:r>
+        <w:t xml:space="preserve">The signal may be weak. With </w:t>
+      </w:r>
+      <w:r>
+        <w:t>21</w:t>
+      </w:r>
+      <w:r>
+        <w:t xml:space="preserve"> gauged streams and only 3 epochs, the sample is small. If no driver clearly outperforms another, the deliverable becomes a rigorous null result with calibrated uncertainty — useful, if less exciting. The risk is to impact, not feasibility.</w:t>
       </w:r>
     </w:p>
     <w:p>
@@ -1940,18 +1872,21 @@
         <w:rPr>
           <w:b/>
         </w:rPr>
-        <w:t>Attribution Signal</w:t>
-      </w:r>
-    </w:p>
-    <w:p>
-      <w:r>
-        <w:t xml:space="preserve">The signal may be weak. With </w:t>
-      </w:r>
-      <w:r>
-        <w:t>21</w:t>
-      </w:r>
-      <w:r>
-        <w:t xml:space="preserve"> gauged streams and only 3 epochs, the sample is small. If no driver clearly outperforms another, the deliverable becomes a rigorous null result with calibrated uncertainty — useful, if less exciting. The risk is to impact, not feasibility.</w:t>
+        <w:t>Gauge Records</w:t>
+      </w:r>
+    </w:p>
+    <w:p>
+      <w:r>
+        <w:t>Gauge records are patchy after 2015. Stream gauging in the MDVs declined, and some streams have only a few dozen recorded days in the satellite epoch. This is why objective 1 leans on modeled melt energy rather than gauges alone — though it means the discharge side of the hypothesis is weakest in the most recent period.</w:t>
+      </w:r>
+      <w:r>
+        <w:t xml:space="preserve"> The sunlight-to-discharge regression in objective 1 </w:t>
+      </w:r>
+      <w:r>
+        <w:t>mitigates this risk</w:t>
+      </w:r>
+      <w:r>
+        <w:t>. The gauged years teach the proxy, and the proxy then covers the ungauged streams and seasons.</w:t>
       </w:r>
     </w:p>
     <w:p>
@@ -1959,21 +1894,21 @@
         <w:rPr>
           <w:b/>
         </w:rPr>
-        <w:t>Gauge Records</w:t>
-      </w:r>
-    </w:p>
-    <w:p>
-      <w:r>
-        <w:t>Gauge records are patchy after 2015. Stream gauging in the MDVs declined, and some streams have only a few dozen recorded days in the satellite epoch. This is why objective 1 leans on modeled melt energy rather than gauges alone — though it means the discharge side of the hypothesis is weakest in the most recent period.</w:t>
-      </w:r>
-      <w:r>
-        <w:t xml:space="preserve"> The sunlight-to-discharge regression in objective 1 </w:t>
-      </w:r>
-      <w:r>
-        <w:t>mitigates this risk</w:t>
-      </w:r>
-      <w:r>
-        <w:t>. The gauged years teach the proxy, and the proxy then covers the ungauged streams and seasons.</w:t>
+        <w:t>Satellite Coverage</w:t>
+      </w:r>
+    </w:p>
+    <w:p>
+      <w:r>
+        <w:t>Coverage is uneven. REMA quality varies by location and date. Taylor Valley has the best three-epoch coverage and will anchor the acceleration claims; other valleys may support only two</w:t>
+      </w:r>
+      <w:r>
+        <w:t xml:space="preserve"> </w:t>
+      </w:r>
+      <w:r>
+        <w:t>– this requires more detailed analysis of the individual available REMA DEMs</w:t>
+      </w:r>
+      <w:r>
+        <w:t>.</w:t>
       </w:r>
     </w:p>
     <w:p>
@@ -1981,28 +1916,6 @@
         <w:rPr>
           <w:b/>
         </w:rPr>
-        <w:t>Satellite Coverage</w:t>
-      </w:r>
-    </w:p>
-    <w:p>
-      <w:r>
-        <w:t>Coverage is uneven. REMA quality varies by location and date. Taylor Valley has the best three-epoch coverage and will anchor the acceleration claims; other valleys may support only two</w:t>
-      </w:r>
-      <w:r>
-        <w:t xml:space="preserve"> </w:t>
-      </w:r>
-      <w:r>
-        <w:t>– this requires more detailed analysis of the individual available REMA DEMs</w:t>
-      </w:r>
-      <w:r>
-        <w:t>.</w:t>
-      </w:r>
-    </w:p>
-    <w:p>
-      <w:r>
-        <w:rPr>
-          <w:b/>
-        </w:rPr>
         <w:t>Change Scale</w:t>
       </w:r>
     </w:p>
@@ -2019,7 +1932,7 @@
         <w:t xml:space="preserve">Even so, the proposal is worth doing. The MDV streams are the most direct, measurable climate response in one of Earth's most stable landscapes, and the data — two </w:t>
       </w:r>
       <w:r>
-        <w:t>lidar</w:t>
+        <w:t>LiDAR</w:t>
       </w:r>
       <w:r>
         <w:t xml:space="preserve"> epochs, a satellite record, and LTER station records — already exist and are free.</w:t>
@@ -2143,22 +2056,7 @@
                 <w:rFonts w:ascii="Times New Roman" w:hAnsi="Times New Roman"/>
                 <w:sz w:val="18"/>
               </w:rPr>
-              <w:t xml:space="preserve">Rebuild the change-detection chain from public data; harmonize driver records per stream; secure or rebuild training labels; first attribution model (</w:t>
-            </w:r>
-            <w:r>
-              <w:rPr>
-                <w:b/>
-                <w:rFonts w:ascii="Times New Roman" w:hAnsi="Times New Roman"/>
-                <w:sz w:val="18"/>
-              </w:rPr>
-              <w:t xml:space="preserve">Objective 1, </w:t>
-            </w:r>
-            <w:r>
-              <w:rPr>
-                <w:rFonts w:ascii="Times New Roman" w:hAnsi="Times New Roman"/>
-                <w:sz w:val="18"/>
-              </w:rPr>
-              <w:t xml:space="preserve">Taylor Valley)</w:t>
+              <w:t xml:space="preserve">Rebuild the change-detection chain from public data; harmonize driver records per stream; secure or rebuild training labels; first attribution model (Objective 1, Taylor Valley)</w:t>
             </w:r>
           </w:p>
         </w:tc>
@@ -2334,7 +2232,6 @@
       </w:r>
       <w:r>
         <w:rPr>
-          <w:b/>
           <w:rFonts w:ascii="Times New Roman" w:hAnsi="Times New Roman"/>
         </w:rPr>
         <w:t xml:space="preserve">All inputs are public and cited to source. All derived products and processing code</w:t>
@@ -2347,7 +2244,6 @@
       </w:r>
       <w:r>
         <w:rPr>
-          <w:b/>
           <w:rFonts w:ascii="Times New Roman" w:hAnsi="Times New Roman"/>
         </w:rPr>
         <w:t xml:space="preserve"> will be released open-access with DOIs (Zenodo / EDI). Formats, archives, and metadata are detailed in the accompanying OSDMP.</w:t>
@@ -2472,14 +2368,12 @@
     <w:p>
       <w:r>
         <w:rPr>
-          <w:b/>
           <w:rFonts w:ascii="Times New Roman" w:hAnsi="Times New Roman"/>
         </w:rPr>
         <w:t xml:space="preserve">[7] </w:t>
       </w:r>
       <w:r>
         <w:rPr>
-          <w:b/>
           <w:rFonts w:ascii="Times New Roman" w:hAnsi="Times New Roman"/>
           <w:i/>
         </w:rPr>
@@ -2487,7 +2381,6 @@
       </w:r>
       <w:r>
         <w:rPr>
-          <w:b/>
           <w:rFonts w:ascii="Times New Roman" w:hAnsi="Times New Roman"/>
         </w:rPr>
         <w:t xml:space="preserve">, 2nd ed. (2025). NASA Jet Propulsion Laboratory.</w:t>
@@ -2534,14 +2427,12 @@
     <w:p>
       <w:r>
         <w:rPr>
-          <w:b/>
           <w:rFonts w:ascii="Times New Roman" w:hAnsi="Times New Roman"/>
         </w:rPr>
         <w:t xml:space="preserve">[10] Fountain, A. G., Levy, J. S., Gooseff, M. N., &amp; Van Horn, D. (2014). The McMurdo Dry Valleys: A landscape on the threshold of change. </w:t>
       </w:r>
       <w:r>
         <w:rPr>
-          <w:b/>
           <w:rFonts w:ascii="Times New Roman" w:hAnsi="Times New Roman"/>
           <w:i/>
         </w:rPr>
@@ -2549,7 +2440,6 @@
       </w:r>
       <w:r>
         <w:rPr>
-          <w:b/>
           <w:rFonts w:ascii="Times New Roman" w:hAnsi="Times New Roman"/>
         </w:rPr>
         <w:t xml:space="preserve"> 225:25–35.</w:t>
@@ -2558,14 +2448,12 @@
     <w:p>
       <w:r>
         <w:rPr>
-          <w:b/>
           <w:rFonts w:ascii="Times New Roman" w:hAnsi="Times New Roman"/>
         </w:rPr>
         <w:t xml:space="preserve">[11] Bockheim, J. G., Campbell, I. B., &amp; McLeod, M. (2007). Permafrost distribution and active-layer depths in the McMurdo Dry Valleys, Antarctica. </w:t>
       </w:r>
       <w:r>
         <w:rPr>
-          <w:b/>
           <w:rFonts w:ascii="Times New Roman" w:hAnsi="Times New Roman"/>
           <w:i/>
         </w:rPr>
@@ -2573,7 +2461,6 @@
       </w:r>
       <w:r>
         <w:rPr>
-          <w:b/>
           <w:rFonts w:ascii="Times New Roman" w:hAnsi="Times New Roman"/>
         </w:rPr>
         <w:t xml:space="preserve"> 18(3):217–227.</w:t>
